--- a/docs/admin/scenario_scripts_v3.6/carnf_scenario_v1.docx
+++ b/docs/admin/scenario_scripts_v3.6/carnf_scenario_v1.docx
@@ -11,7 +11,7 @@
           <w:color w:val="888888"/>
           <w:sz w:val="18"/>
         </w:rPr>
-        <w:t>生成日: 2026-04-18    対応アプリ: v3.6    コミット: e8a2ec6</w:t>
+        <w:t>生成日: 2026-04-18    対応アプリ: v3.6    コミット: b66ae90</w:t>
       </w:r>
     </w:p>
     <w:p>
@@ -142,7 +142,7 @@
           <w:i w:val="0"/>
           <w:sz w:val="22"/>
         </w:rPr>
-        <w:t xml:space="preserve"> 20〜30 分／週（通常モード）、40〜60 分／大型連休 3 週前（連休対策モード） </w:t>
+        <w:t xml:space="preserve"> 20〜30 分／週（通常モード）、40〜60 分／大型連休前（連休対策モード ON 中） </w:t>
       </w:r>
       <w:r>
         <w:rPr>
@@ -580,7 +580,7 @@
           <w:color w:val="555555"/>
           <w:sz w:val="22"/>
         </w:rPr>
-        <w:t>「今日は 5F のカンファから始めます。連休対策モードは、次の連休まで 3 週間を切ったら ON にする運用です。今日はまだ 3 週間以上あるので通常モードのままです」</w:t>
+        <w:t>「今日は 5F のカンファから始めます。連休対策モードは師長が手動で ON にする運用です。画面上部に『💡 連休まで N 日 — 連休対策モードへの切替を推奨します』という橙色のバナーが出たら、サイドバーのトグルを ON にします。今日はバナーの橙色が出ているので、カンファの終わりに切り替えるか、ご相談する予定です」</w:t>
       </w:r>
     </w:p>
     <w:p>
@@ -1017,7 +1017,7 @@
           <w:color w:val="555555"/>
           <w:sz w:val="22"/>
         </w:rPr>
-        <w:t>「今月の稼働率は 85%、目標 92% に対してマイナス 7 ポイントです。残り 9 診療日で必要床日 28。ALOS は 17.5 日で制度上限 21 日までまだ余裕があります。救急搬送 17% で基準達成」  「次の大型連休は GW、あと○日です。3 週間切ったらこの画面を連休対策モードに切り替えます」</w:t>
+        <w:t>「今月の稼働率は 85%、目標 92% に対してマイナス 7 ポイントです。残り 9 診療日で必要床日 28。ALOS は 17.5 日で制度上限 21 日までまだ余裕があります。救急搬送 17% で基準達成」  「次の大型連休は GW、あと○日です。21 日を切ると画面上部に推奨バナーが自動で出るので、それを合図に連休対策モードへ切り替えます」</w:t>
       </w:r>
     </w:p>
     <w:p>
@@ -4052,13 +4052,22 @@
           <w:i w:val="0"/>
           <w:sz w:val="28"/>
         </w:rPr>
-        <w:t>切替のタイミング</w:t>
+        <w:t>切替の仕組み — 手動切替 + 推奨バナー</w:t>
       </w:r>
     </w:p>
     <w:p>
       <w:pPr>
         <w:pStyle w:val="ListBullet"/>
       </w:pPr>
+      <w:r>
+        <w:rPr>
+          <w:rFonts w:ascii="Hiragino Kaku Gothic ProN" w:hAnsi="Hiragino Kaku Gothic ProN" w:eastAsia="Hiragino Kaku Gothic ProN" w:cs="Hiragino Kaku Gothic ProN"/>
+          <w:b w:val="0"/>
+          <w:i w:val="0"/>
+          <w:sz w:val="22"/>
+        </w:rPr>
+        <w:t xml:space="preserve">連休対策モードは </w:t>
+      </w:r>
       <w:r>
         <w:rPr>
           <w:rFonts w:ascii="Hiragino Kaku Gothic ProN" w:hAnsi="Hiragino Kaku Gothic ProN" w:eastAsia="Hiragino Kaku Gothic ProN" w:cs="Hiragino Kaku Gothic ProN"/>
@@ -4066,7 +4075,7 @@
           <w:i w:val="0"/>
           <w:sz w:val="22"/>
         </w:rPr>
-        <w:t>連休 3 週前</w:t>
+        <w:t>師長が手動で ON</w:t>
       </w:r>
       <w:r>
         <w:rPr>
@@ -4075,7 +4084,7 @@
           <w:i w:val="0"/>
           <w:sz w:val="22"/>
         </w:rPr>
-        <w:t xml:space="preserve"> に連休対策モードに切替（副院長・師長判断）</w:t>
+        <w:t xml:space="preserve"> します（自動切替ではありません）</w:t>
       </w:r>
     </w:p>
     <w:p>
@@ -4089,13 +4098,17 @@
           <w:i w:val="0"/>
           <w:sz w:val="22"/>
         </w:rPr>
-        <w:t>切替手順：ブロック A のヘッダー直下「連休対策モード」トグルを ON</w:t>
+        <w:t xml:space="preserve">連休まで </w:t>
       </w:r>
-    </w:p>
-    <w:p>
-      <w:pPr>
-        <w:pStyle w:val="ListBullet"/>
-      </w:pPr>
+      <w:r>
+        <w:rPr>
+          <w:rFonts w:ascii="Hiragino Kaku Gothic ProN" w:hAnsi="Hiragino Kaku Gothic ProN" w:eastAsia="Hiragino Kaku Gothic ProN" w:cs="Hiragino Kaku Gothic ProN"/>
+          <w:b/>
+          <w:i w:val="0"/>
+          <w:sz w:val="22"/>
+        </w:rPr>
+        <w:t>21 日以下</w:t>
+      </w:r>
       <w:r>
         <w:rPr>
           <w:rFonts w:ascii="Hiragino Kaku Gothic ProN" w:hAnsi="Hiragino Kaku Gothic ProN" w:eastAsia="Hiragino Kaku Gothic ProN" w:cs="Hiragino Kaku Gothic ProN"/>
@@ -4103,7 +4116,132 @@
           <w:i w:val="0"/>
           <w:sz w:val="22"/>
         </w:rPr>
-        <w:t>切替直後の画面上の変化：</w:t>
+        <w:t xml:space="preserve"> になると、画面上部に推奨バナー「💡 連休まで N 日 — 連休対策モードへの切替を推奨します」が自動表示されます</w:t>
+      </w:r>
+    </w:p>
+    <w:p>
+      <w:pPr>
+        <w:pStyle w:val="ListBullet"/>
+      </w:pPr>
+      <w:r>
+        <w:rPr>
+          <w:rFonts w:ascii="Hiragino Kaku Gothic ProN" w:hAnsi="Hiragino Kaku Gothic ProN" w:eastAsia="Hiragino Kaku Gothic ProN" w:cs="Hiragino Kaku Gothic ProN"/>
+          <w:b/>
+          <w:i w:val="0"/>
+          <w:sz w:val="22"/>
+        </w:rPr>
+        <w:t>14 日を切ると警告色（橙）、7 日以内は危険色（赤）</w:t>
+      </w:r>
+      <w:r>
+        <w:rPr>
+          <w:rFonts w:ascii="Hiragino Kaku Gothic ProN" w:hAnsi="Hiragino Kaku Gothic ProN" w:eastAsia="Hiragino Kaku Gothic ProN" w:cs="Hiragino Kaku Gothic ProN"/>
+          <w:b w:val="0"/>
+          <w:i w:val="0"/>
+          <w:sz w:val="22"/>
+        </w:rPr>
+        <w:t xml:space="preserve"> で強調表示されます</w:t>
+      </w:r>
+    </w:p>
+    <w:p>
+      <w:pPr>
+        <w:pStyle w:val="ListBullet"/>
+      </w:pPr>
+      <w:r>
+        <w:rPr>
+          <w:rFonts w:ascii="Hiragino Kaku Gothic ProN" w:hAnsi="Hiragino Kaku Gothic ProN" w:eastAsia="Hiragino Kaku Gothic ProN" w:cs="Hiragino Kaku Gothic ProN"/>
+          <w:b w:val="0"/>
+          <w:i w:val="0"/>
+          <w:sz w:val="22"/>
+        </w:rPr>
+        <w:t>バナーを見て判断し、</w:t>
+      </w:r>
+      <w:r>
+        <w:rPr>
+          <w:rFonts w:ascii="Hiragino Kaku Gothic ProN" w:hAnsi="Hiragino Kaku Gothic ProN" w:eastAsia="Hiragino Kaku Gothic ProN" w:cs="Hiragino Kaku Gothic ProN"/>
+          <w:b/>
+          <w:i w:val="0"/>
+          <w:sz w:val="22"/>
+        </w:rPr>
+        <w:t>サイドバーの「連休対策モード」トグルを ON</w:t>
+      </w:r>
+      <w:r>
+        <w:rPr>
+          <w:rFonts w:ascii="Hiragino Kaku Gothic ProN" w:hAnsi="Hiragino Kaku Gothic ProN" w:eastAsia="Hiragino Kaku Gothic ProN" w:cs="Hiragino Kaku Gothic ProN"/>
+          <w:b w:val="0"/>
+          <w:i w:val="0"/>
+          <w:sz w:val="22"/>
+        </w:rPr>
+        <w:t xml:space="preserve"> にします</w:t>
+      </w:r>
+    </w:p>
+    <w:p>
+      <w:pPr>
+        <w:pStyle w:val="ListBullet"/>
+      </w:pPr>
+      <w:r>
+        <w:rPr>
+          <w:rFonts w:ascii="Hiragino Kaku Gothic ProN" w:hAnsi="Hiragino Kaku Gothic ProN" w:eastAsia="Hiragino Kaku Gothic ProN" w:cs="Hiragino Kaku Gothic ProN"/>
+          <w:b w:val="0"/>
+          <w:i w:val="0"/>
+          <w:sz w:val="22"/>
+        </w:rPr>
+        <w:t>連休明け後、師長が手動で OFF に戻します</w:t>
+      </w:r>
+    </w:p>
+    <w:p>
+      <w:pPr>
+        <w:pStyle w:val="Heading3"/>
+      </w:pPr>
+      <w:r>
+        <w:rPr>
+          <w:rFonts w:ascii="Hiragino Kaku Gothic ProN" w:hAnsi="Hiragino Kaku Gothic ProN" w:eastAsia="Hiragino Kaku Gothic ProN" w:cs="Hiragino Kaku Gothic ProN"/>
+          <w:b/>
+          <w:i w:val="0"/>
+          <w:sz w:val="28"/>
+        </w:rPr>
+        <w:t>切替手順</w:t>
+      </w:r>
+    </w:p>
+    <w:p>
+      <w:pPr>
+        <w:pStyle w:val="ListNumber"/>
+      </w:pPr>
+      <w:r>
+        <w:rPr>
+          <w:rFonts w:ascii="Hiragino Kaku Gothic ProN" w:hAnsi="Hiragino Kaku Gothic ProN" w:eastAsia="Hiragino Kaku Gothic ProN" w:cs="Hiragino Kaku Gothic ProN"/>
+          <w:b w:val="0"/>
+          <w:i w:val="0"/>
+          <w:sz w:val="22"/>
+        </w:rPr>
+        <w:t>画面上部の推奨バナー（💡 連休まで N 日…）を確認</w:t>
+      </w:r>
+    </w:p>
+    <w:p>
+      <w:pPr>
+        <w:pStyle w:val="ListNumber"/>
+      </w:pPr>
+      <w:r>
+        <w:rPr>
+          <w:rFonts w:ascii="Hiragino Kaku Gothic ProN" w:hAnsi="Hiragino Kaku Gothic ProN" w:eastAsia="Hiragino Kaku Gothic ProN" w:cs="Hiragino Kaku Gothic ProN"/>
+          <w:b w:val="0"/>
+          <w:i w:val="0"/>
+          <w:sz w:val="22"/>
+        </w:rPr>
+        <w:t>サイドバーの「連休対策モード」トグルを ON</w:t>
+      </w:r>
+    </w:p>
+    <w:p>
+      <w:pPr>
+        <w:pStyle w:val="ListNumber"/>
+      </w:pPr>
+      <w:r>
+        <w:rPr>
+          <w:rFonts w:ascii="Hiragino Kaku Gothic ProN" w:hAnsi="Hiragino Kaku Gothic ProN" w:eastAsia="Hiragino Kaku Gothic ProN" w:cs="Hiragino Kaku Gothic ProN"/>
+          <w:b w:val="0"/>
+          <w:i w:val="0"/>
+          <w:sz w:val="22"/>
+        </w:rPr>
+        <w:t>画面上の変化を確認：</w:t>
       </w:r>
     </w:p>
     <w:p>
@@ -4133,6 +4271,21 @@
           <w:i w:val="0"/>
           <w:sz w:val="22"/>
         </w:rPr>
+        <w:t>推奨バナーは非表示になる（切替済みのため）</w:t>
+      </w:r>
+    </w:p>
+    <w:p>
+      <w:pPr>
+        <w:pStyle w:val="ListBullet"/>
+        <w:ind w:left="794"/>
+      </w:pPr>
+      <w:r>
+        <w:rPr>
+          <w:rFonts w:ascii="Hiragino Kaku Gothic ProN" w:hAnsi="Hiragino Kaku Gothic ProN" w:eastAsia="Hiragino Kaku Gothic ProN" w:cs="Hiragino Kaku Gothic ProN"/>
+          <w:b w:val="0"/>
+          <w:i w:val="0"/>
+          <w:sz w:val="22"/>
+        </w:rPr>
         <w:t>ブロック B が連休 5 日分の見通しに切り替わる</w:t>
       </w:r>
     </w:p>
@@ -4177,7 +4330,7 @@
           <w:i w:val="0"/>
           <w:sz w:val="28"/>
         </w:rPr>
-        <w:t>3 週間の進め方</w:t>
+        <w:t>切替後の 3 週間の進め方</w:t>
       </w:r>
     </w:p>
     <w:tbl>
@@ -4363,13 +4516,22 @@
           <w:i w:val="0"/>
           <w:sz w:val="28"/>
         </w:rPr>
-        <w:t>連休明けの再切替</w:t>
+        <w:t>運用ケース例</w:t>
       </w:r>
     </w:p>
     <w:p>
       <w:pPr>
         <w:pStyle w:val="ListBullet"/>
       </w:pPr>
+      <w:r>
+        <w:rPr>
+          <w:rFonts w:ascii="Hiragino Kaku Gothic ProN" w:hAnsi="Hiragino Kaku Gothic ProN" w:eastAsia="Hiragino Kaku Gothic ProN" w:cs="Hiragino Kaku Gothic ProN"/>
+          <w:b/>
+          <w:i w:val="0"/>
+          <w:sz w:val="22"/>
+        </w:rPr>
+        <w:t>例1（14 日前）:</w:t>
+      </w:r>
       <w:r>
         <w:rPr>
           <w:rFonts w:ascii="Hiragino Kaku Gothic ProN" w:hAnsi="Hiragino Kaku Gothic ProN" w:eastAsia="Hiragino Kaku Gothic ProN" w:cs="Hiragino Kaku Gothic ProN"/>
@@ -4377,7 +4539,76 @@
           <w:i w:val="0"/>
           <w:sz w:val="22"/>
         </w:rPr>
-        <w:t>連休明けの火曜カンファで通常モードに戻す</w:t>
+        <w:t xml:space="preserve"> 「今朝確認したら画面上部に橙色のバナーが出ている。連休 14 日前で推奨が出たので、『連休対策モード』を ON にして画面を切り替える」</w:t>
+      </w:r>
+    </w:p>
+    <w:p>
+      <w:pPr>
+        <w:pStyle w:val="ListBullet"/>
+      </w:pPr>
+      <w:r>
+        <w:rPr>
+          <w:rFonts w:ascii="Hiragino Kaku Gothic ProN" w:hAnsi="Hiragino Kaku Gothic ProN" w:eastAsia="Hiragino Kaku Gothic ProN" w:cs="Hiragino Kaku Gothic ProN"/>
+          <w:b/>
+          <w:i w:val="0"/>
+          <w:sz w:val="22"/>
+        </w:rPr>
+        <w:t>例2（7 日前）:</w:t>
+      </w:r>
+      <w:r>
+        <w:rPr>
+          <w:rFonts w:ascii="Hiragino Kaku Gothic ProN" w:hAnsi="Hiragino Kaku Gothic ProN" w:eastAsia="Hiragino Kaku Gothic ProN" w:cs="Hiragino Kaku Gothic ProN"/>
+          <w:b w:val="0"/>
+          <w:i w:val="0"/>
+          <w:sz w:val="22"/>
+        </w:rPr>
+        <w:t xml:space="preserve"> 「赤色のバナーに変わる。退院調整の最終段階に入ったサイン」</w:t>
+      </w:r>
+    </w:p>
+    <w:p>
+      <w:pPr>
+        <w:pStyle w:val="Heading3"/>
+      </w:pPr>
+      <w:r>
+        <w:rPr>
+          <w:rFonts w:ascii="Hiragino Kaku Gothic ProN" w:hAnsi="Hiragino Kaku Gothic ProN" w:eastAsia="Hiragino Kaku Gothic ProN" w:cs="Hiragino Kaku Gothic ProN"/>
+          <w:b/>
+          <w:i w:val="0"/>
+          <w:sz w:val="28"/>
+        </w:rPr>
+        <w:t>連休明けの再切替</w:t>
+      </w:r>
+    </w:p>
+    <w:p>
+      <w:pPr>
+        <w:pStyle w:val="ListBullet"/>
+      </w:pPr>
+      <w:r>
+        <w:rPr>
+          <w:rFonts w:ascii="Hiragino Kaku Gothic ProN" w:hAnsi="Hiragino Kaku Gothic ProN" w:eastAsia="Hiragino Kaku Gothic ProN" w:cs="Hiragino Kaku Gothic ProN"/>
+          <w:b w:val="0"/>
+          <w:i w:val="0"/>
+          <w:sz w:val="22"/>
+        </w:rPr>
+        <w:t xml:space="preserve">連休明けの火曜カンファで、師長が </w:t>
+      </w:r>
+      <w:r>
+        <w:rPr>
+          <w:rFonts w:ascii="Hiragino Kaku Gothic ProN" w:hAnsi="Hiragino Kaku Gothic ProN" w:eastAsia="Hiragino Kaku Gothic ProN" w:cs="Hiragino Kaku Gothic ProN"/>
+          <w:b/>
+          <w:i w:val="0"/>
+          <w:sz w:val="22"/>
+        </w:rPr>
+        <w:t>手動で</w:t>
+      </w:r>
+      <w:r>
+        <w:rPr>
+          <w:rFonts w:ascii="Hiragino Kaku Gothic ProN" w:hAnsi="Hiragino Kaku Gothic ProN" w:eastAsia="Hiragino Kaku Gothic ProN" w:cs="Hiragino Kaku Gothic ProN"/>
+          <w:b w:val="0"/>
+          <w:i w:val="0"/>
+          <w:sz w:val="22"/>
+        </w:rPr>
+        <w:t xml:space="preserve"> 通常モードに戻す（自動復帰はしません）</w:t>
       </w:r>
     </w:p>
     <w:p>

--- a/docs/admin/scenario_scripts_v3.6/carnf_scenario_v1.docx
+++ b/docs/admin/scenario_scripts_v3.6/carnf_scenario_v1.docx
@@ -11,7 +11,7 @@
           <w:color w:val="888888"/>
           <w:sz w:val="18"/>
         </w:rPr>
-        <w:t>生成日: 2026-04-18    対応アプリ: v3.6    コミット: b66ae90</w:t>
+        <w:t>生成日: 2026-04-19    対応アプリ: v3.6    コミット: a1b999c</w:t>
       </w:r>
     </w:p>
     <w:p>
@@ -760,7 +760,7 @@
                 <w:i w:val="0"/>
                 <w:sz w:val="20"/>
               </w:rPr>
-              <w:t>今月の実績 vs 目標（5F 目標 92%、6F 目標 88%、月で変動）</w:t>
+              <w:t>今月の実績 vs 目標（全病棟 全月 一律 90%）</w:t>
             </w:r>
           </w:p>
         </w:tc>
@@ -1017,7 +1017,7 @@
           <w:color w:val="555555"/>
           <w:sz w:val="22"/>
         </w:rPr>
-        <w:t>「今月の稼働率は 85%、目標 92% に対してマイナス 7 ポイントです。残り 9 診療日で必要床日 28。ALOS は 17.5 日で制度上限 21 日までまだ余裕があります。救急搬送 17% で基準達成」  「次の大型連休は GW、あと○日です。21 日を切ると画面上部に推奨バナーが自動で出るので、それを合図に連休対策モードへ切り替えます」</w:t>
+        <w:t>「今月の稼働率は 85%、目標 90% に対してマイナス 5 ポイントです。残り 9 診療日で必要床日 28。ALOS は 17.5 日で制度上限 21 日までまだ余裕があります。救急搬送 17% で基準達成」  「次の大型連休は GW、あと○日です。21 日を切ると画面上部に推奨バナーが自動で出るので、それを合図に連休対策モードへ切り替えます」</w:t>
       </w:r>
     </w:p>
     <w:p>

--- a/docs/admin/scenario_scripts_v3.6/carnf_scenario_v1.docx
+++ b/docs/admin/scenario_scripts_v3.6/carnf_scenario_v1.docx
@@ -11,7 +11,7 @@
           <w:color w:val="888888"/>
           <w:sz w:val="18"/>
         </w:rPr>
-        <w:t>生成日: 2026-04-19    対応アプリ: v3.6    コミット: a1b999c</w:t>
+        <w:t>生成日: 2026-04-19    対応アプリ: v3.6    コミット: b1484b5</w:t>
       </w:r>
     </w:p>
     <w:p>
